--- a/docs/baocao.docx
+++ b/docs/baocao.docx
@@ -120,7 +120,7 @@
               </wp:anchor>
             </w:drawing>
           </mc:Choice>
-          <mc:Fallback xmlns:w16sdtfl="http://schemas.microsoft.com/office/word/2024/wordml/sdtformatlock" xmlns:w16du="http://schemas.microsoft.com/office/word/2023/wordml/word16du" xmlns:oel="http://schemas.microsoft.com/office/2019/extlst">
+          <mc:Fallback xmlns:oel="http://schemas.microsoft.com/office/2019/extlst" xmlns:w16du="http://schemas.microsoft.com/office/word/2023/wordml/word16du" xmlns:w16sdtfl="http://schemas.microsoft.com/office/word/2024/wordml/sdtformatlock">
             <w:pict>
               <v:shapetype w14:anchorId="6780BD3A" id="_x0000_t32" coordsize="21600,21600" o:spt="32" o:oned="t" path="m,l21600,21600e" filled="f">
                 <v:path arrowok="t" fillok="f" o:connecttype="none"/>
@@ -8211,7 +8211,14 @@
             <w:rStyle w:val="Hyperlink"/>
             <w:noProof/>
           </w:rPr>
-          <w:t>Hình 3: Giá kim cương theo chất lượng cắt</w:t>
+          <w:t xml:space="preserve">Hình 3: </w:t>
+        </w:r>
+        <w:r>
+          <w:rPr>
+            <w:rStyle w:val="Hyperlink"/>
+            <w:noProof/>
+          </w:rPr>
+          <w:t>Biểu đồ kiểm tra dữ liệu thiếu</w:t>
         </w:r>
         <w:r>
           <w:rPr>
@@ -16493,35 +16500,49 @@
         <w:rPr>
           <w:rStyle w:val="ng-star-inserted"/>
         </w:rPr>
-        <w:t>Số</w:t>
-      </w:r>
-      <w:proofErr w:type="spellEnd"/>
-      <w:r>
-        <w:rPr>
-          <w:rStyle w:val="ng-star-inserted"/>
-        </w:rPr>
-        <w:t xml:space="preserve"> </w:t>
-      </w:r>
-      <w:proofErr w:type="spellStart"/>
-      <w:r>
-        <w:rPr>
-          <w:rStyle w:val="ng-star-inserted"/>
-        </w:rPr>
-        <w:t>giá</w:t>
-      </w:r>
-      <w:proofErr w:type="spellEnd"/>
-      <w:r>
-        <w:rPr>
-          <w:rStyle w:val="ng-star-inserted"/>
-        </w:rPr>
-        <w:t xml:space="preserve"> </w:t>
-      </w:r>
-      <w:proofErr w:type="spellStart"/>
-      <w:r>
-        <w:rPr>
-          <w:rStyle w:val="ng-star-inserted"/>
-        </w:rPr>
-        <w:t>trị</w:t>
+        <w:t>Biểu</w:t>
+      </w:r>
+      <w:proofErr w:type="spellEnd"/>
+      <w:r>
+        <w:rPr>
+          <w:rStyle w:val="ng-star-inserted"/>
+        </w:rPr>
+        <w:t xml:space="preserve"> </w:t>
+      </w:r>
+      <w:proofErr w:type="spellStart"/>
+      <w:r>
+        <w:rPr>
+          <w:rStyle w:val="ng-star-inserted"/>
+        </w:rPr>
+        <w:t>đồ</w:t>
+      </w:r>
+      <w:proofErr w:type="spellEnd"/>
+      <w:r>
+        <w:rPr>
+          <w:rStyle w:val="ng-star-inserted"/>
+        </w:rPr>
+        <w:t xml:space="preserve"> </w:t>
+      </w:r>
+      <w:proofErr w:type="spellStart"/>
+      <w:r>
+        <w:rPr>
+          <w:rStyle w:val="ng-star-inserted"/>
+        </w:rPr>
+        <w:t>dữ</w:t>
+      </w:r>
+      <w:proofErr w:type="spellEnd"/>
+      <w:r>
+        <w:rPr>
+          <w:rStyle w:val="ng-star-inserted"/>
+        </w:rPr>
+        <w:t xml:space="preserve"> </w:t>
+      </w:r>
+      <w:proofErr w:type="spellStart"/>
+      <w:r>
+        <w:rPr>
+          <w:rStyle w:val="ng-star-inserted"/>
+        </w:rPr>
+        <w:t>liệu</w:t>
       </w:r>
       <w:proofErr w:type="spellEnd"/>
       <w:r>
@@ -16538,54 +16559,6 @@
         <w:t>thiếu</w:t>
       </w:r>
       <w:proofErr w:type="spellEnd"/>
-      <w:r>
-        <w:rPr>
-          <w:rStyle w:val="ng-star-inserted"/>
-        </w:rPr>
-        <w:t xml:space="preserve"> </w:t>
-      </w:r>
-      <w:proofErr w:type="spellStart"/>
-      <w:r>
-        <w:rPr>
-          <w:rStyle w:val="ng-star-inserted"/>
-        </w:rPr>
-        <w:t>theo</w:t>
-      </w:r>
-      <w:proofErr w:type="spellEnd"/>
-      <w:r>
-        <w:rPr>
-          <w:rStyle w:val="ng-star-inserted"/>
-        </w:rPr>
-        <w:t xml:space="preserve"> </w:t>
-      </w:r>
-      <w:proofErr w:type="spellStart"/>
-      <w:r>
-        <w:rPr>
-          <w:rStyle w:val="ng-star-inserted"/>
-        </w:rPr>
-        <w:t>từng</w:t>
-      </w:r>
-      <w:proofErr w:type="spellEnd"/>
-      <w:r>
-        <w:rPr>
-          <w:rStyle w:val="ng-star-inserted"/>
-        </w:rPr>
-        <w:t xml:space="preserve"> </w:t>
-      </w:r>
-      <w:proofErr w:type="spellStart"/>
-      <w:r>
-        <w:rPr>
-          <w:rStyle w:val="ng-star-inserted"/>
-        </w:rPr>
-        <w:t>cột</w:t>
-      </w:r>
-      <w:proofErr w:type="spellEnd"/>
-      <w:r>
-        <w:rPr>
-          <w:rStyle w:val="ng-star-inserted"/>
-        </w:rPr>
-        <w:t xml:space="preserve"> </w:t>
-      </w:r>
     </w:p>
     <w:p>
       <w:pPr>
@@ -19492,6 +19465,9 @@
     </w:p>
     <w:p>
       <w:r>
+        <w:rPr>
+          <w:noProof/>
+        </w:rPr>
         <w:drawing>
           <wp:inline distT="0" distB="0" distL="0" distR="0" wp14:anchorId="0709D34B" wp14:editId="2139183A">
             <wp:extent cx="5756910" cy="5200015"/>
@@ -19531,10 +19507,7 @@
     </w:p>
     <w:p>
       <w:r>
-        <w:t>-</w:t>
-      </w:r>
-      <w:r>
-        <w:t xml:space="preserve"> Hai </w:t>
+        <w:t xml:space="preserve">- Hai </w:t>
       </w:r>
       <w:proofErr w:type="spellStart"/>
       <w:r>
@@ -19707,10 +19680,7 @@
     </w:p>
     <w:p>
       <w:r>
-        <w:t>-</w:t>
-      </w:r>
-      <w:r>
-        <w:t xml:space="preserve"> Ý </w:t>
+        <w:t xml:space="preserve">- Ý </w:t>
       </w:r>
       <w:proofErr w:type="spellStart"/>
       <w:r>
@@ -24054,10 +24024,7 @@
     </w:p>
     <w:p>
       <w:pPr>
-        <w:pStyle w:val="Heading2"/>
-        <w:spacing w:line="360" w:lineRule="auto"/>
-        <w:ind w:left="142" w:hanging="426"/>
-        <w:jc w:val="both"/>
+        <w:pStyle w:val="Heading3"/>
       </w:pPr>
       <w:bookmarkStart w:id="38" w:name="_Toc241375900"/>
       <w:proofErr w:type="spellStart"/>
@@ -30837,7 +30804,7 @@
             </wp:anchor>
           </w:drawing>
         </mc:Choice>
-        <mc:Fallback xmlns:w16sdtfl="http://schemas.microsoft.com/office/word/2024/wordml/sdtformatlock" xmlns:w16du="http://schemas.microsoft.com/office/word/2023/wordml/word16du" xmlns:oel="http://schemas.microsoft.com/office/2019/extlst">
+        <mc:Fallback xmlns:oel="http://schemas.microsoft.com/office/2019/extlst" xmlns:w16du="http://schemas.microsoft.com/office/word/2023/wordml/word16du" xmlns:w16sdtfl="http://schemas.microsoft.com/office/word/2024/wordml/sdtformatlock">
           <w:pict>
             <v:line w14:anchorId="14DA849D" id="Straight Connector 4" o:spid="_x0000_s1026" style="position:absolute;z-index:251661312;visibility:visible;mso-wrap-style:square;mso-wrap-distance-left:9pt;mso-wrap-distance-top:0;mso-wrap-distance-right:9pt;mso-wrap-distance-bottom:0;mso-position-horizontal:absolute;mso-position-horizontal-relative:text;mso-position-vertical:absolute;mso-position-vertical-relative:text" from=".95pt,19.9pt" to="448.3pt,19.9pt" o:gfxdata="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" strokecolor="black [3200]" strokeweight=".5pt">
               <v:stroke joinstyle="miter"/>
@@ -30957,7 +30924,7 @@
             </wp:anchor>
           </w:drawing>
         </mc:Choice>
-        <mc:Fallback xmlns:w16sdtfl="http://schemas.microsoft.com/office/word/2024/wordml/sdtformatlock" xmlns:w16du="http://schemas.microsoft.com/office/word/2023/wordml/word16du" xmlns:oel="http://schemas.microsoft.com/office/2019/extlst">
+        <mc:Fallback xmlns:oel="http://schemas.microsoft.com/office/2019/extlst" xmlns:w16du="http://schemas.microsoft.com/office/word/2023/wordml/word16du" xmlns:w16sdtfl="http://schemas.microsoft.com/office/word/2024/wordml/sdtformatlock">
           <w:pict>
             <v:line w14:anchorId="66A7775B" id="Straight Connector 1691402894" o:spid="_x0000_s1026" style="position:absolute;z-index:251663360;visibility:visible;mso-wrap-style:square;mso-wrap-distance-left:9pt;mso-wrap-distance-top:0;mso-wrap-distance-right:9pt;mso-wrap-distance-bottom:0;mso-position-horizontal:absolute;mso-position-horizontal-relative:text;mso-position-vertical:absolute;mso-position-vertical-relative:text" from=".95pt,19.9pt" to="448.3pt,19.9pt" o:gfxdata="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" strokecolor="black [3200]" strokeweight=".5pt">
               <v:stroke joinstyle="miter"/>
